--- a/docs/ESCOPO-MVP.docx
+++ b/docs/ESCOPO-MVP.docx
@@ -9,6 +9,21 @@
       <w:r>
         <w:rPr/>
         <w:t xml:space="preserve">Escopo do MVP — Conectadois / App do Amor</w:t>
+      </w:r>
+    </w:p>
+    <w:p/>
+    <w:p>
+      <w:pPr>
+        <w:pStyle w:val="Quote"/>
+        <w:shd w:val="clear" w:color="auto" w:fill="F7EFE6"/>
+        <w:ind w:left="360"/>
+        <w:spacing w:before="100" w:after="100"/>
+      </w:pPr>
+      <w:r>
+        <w:rPr>
+          <w:i/>
+        </w:rPr>
+        <w:t xml:space="preserve">Este é o plano completo do aplicativo e permanece válido. O MPV de validação de formato (ESCOPO-MPV.md) é uma trilha adicional de teste; seus resultados serão usados como insumo para uma revisão futura deste plano, sem substituição automática.</w:t>
       </w:r>
     </w:p>
     <w:p/>
@@ -1115,6 +1130,21 @@
       </w:r>
       <w:r>
         <w:rPr/>
+        <w:t xml:space="preserve">uma variação pode usar gestos ou desafios que a primeira pessoa gostaria de receber;</w:t>
+      </w:r>
+    </w:p>
+    <w:p>
+      <w:pPr>
+        <w:pStyle w:val="ListParagraph"/>
+      </w:pPr>
+      <w:r>
+        <w:rPr>
+          <w:b/>
+        </w:rPr>
+        <w:t xml:space="preserve">â€¢</w:t>
+      </w:r>
+      <w:r>
+        <w:rPr/>
         <w:t xml:space="preserve">inversão de papéis na mesma sessão ou na seguinte;</w:t>
       </w:r>
     </w:p>
@@ -1160,7 +1190,22 @@
       </w:r>
       <w:r>
         <w:rPr/>
-        <w:t xml:space="preserve">pergunta final: “O que te surpreendeu?”.</w:t>
+        <w:t xml:space="preserve">pergunta final: “O que te surpreendeu?”;</w:t>
+      </w:r>
+    </w:p>
+    <w:p>
+      <w:pPr>
+        <w:pStyle w:val="ListParagraph"/>
+      </w:pPr>
+      <w:r>
+        <w:rPr>
+          <w:b/>
+        </w:rPr>
+        <w:t xml:space="preserve">â€¢</w:t>
+      </w:r>
+      <w:r>
+        <w:rPr/>
+        <w:t xml:space="preserve">depois da revelação, o desafio só vira convite de ação mediante aceite bilateral, com opções de adaptar, trocar ou pular.</w:t>
       </w:r>
     </w:p>
     <w:p/>
@@ -1273,6 +1318,36 @@
       <w:r>
         <w:rPr/>
         <w:t xml:space="preserve">três níveis: leve, médio e profundo;</w:t>
+      </w:r>
+    </w:p>
+    <w:p>
+      <w:pPr>
+        <w:pStyle w:val="ListParagraph"/>
+      </w:pPr>
+      <w:r>
+        <w:rPr>
+          <w:b/>
+        </w:rPr>
+        <w:t xml:space="preserve">â€¢</w:t>
+      </w:r>
+      <w:r>
+        <w:rPr/>
+        <w:t xml:space="preserve">escolha explícita do nível antes de selecionar as cartas da sessão;</w:t>
+      </w:r>
+    </w:p>
+    <w:p>
+      <w:pPr>
+        <w:pStyle w:val="ListParagraph"/>
+      </w:pPr>
+      <w:r>
+        <w:rPr>
+          <w:b/>
+        </w:rPr>
+        <w:t xml:space="preserve">â€¢</w:t>
+      </w:r>
+      <w:r>
+        <w:rPr/>
+        <w:t xml:space="preserve">desafios disponíveis como formato próprio, modo misto e variação controlada da adivinhação;</w:t>
       </w:r>
     </w:p>
     <w:p>
@@ -2165,7 +2240,7 @@
       <w:pPr/>
       <w:r>
         <w:rPr/>
-        <w:t xml:space="preserve">Pode permanecer atrás de sinalização “experimental” se houver revisão editorial e jurídica. O MVP não depende da marca “Cinco Linguagens do Amor” nem de uma análise definitiva do casal.</w:t>
+        <w:t xml:space="preserve">Pode permanecer atrás de sinalização “experimental” no primeiro piloto se houver revisão editorial e jurídica. O MVP não depende da marca “Cinco Linguagens do Amor” nem de uma análise definitiva do casal. O resultado bilateral e os lembretes semanais ficam fora do primeiro piloto, mas são obrigatórios na iteração seguinte antes do lançamento, conforme a tarefa 143. O resumo conjunto exige duas conclusões compatíveis e compartilhamento explícito, apresenta forças, complementaridades, oportunidades de cuidado e sugestões práticas sem nota de compatibilidade. Lembretes derivados dessas sugestões são opt-in individual.</w:t>
       </w:r>
     </w:p>
     <w:p/>
